--- a/cortexplm/docs/guides/CortexPLM_SRS_Gap_Analysis.docx
+++ b/cortexplm/docs/guides/CortexPLM_SRS_Gap_Analysis.docx
@@ -174,7 +174,7 @@
             </w:rPr>
             <w:fldChar w:fldCharType="separate"/>
           </w:r>
-          <w:hyperlink w:anchor="__RefHeading___Toc15423_1092322862">
+          <w:hyperlink w:anchor="__RefHeading___Toc4886_1420353814">
             <w:r>
               <w:rPr>
                 <w:webHidden/>
@@ -195,7 +195,7 @@
             </w:tabs>
             <w:rPr/>
           </w:pPr>
-          <w:hyperlink w:anchor="__RefHeading___Toc15425_1092322862">
+          <w:hyperlink w:anchor="__RefHeading___Toc4888_1420353814">
             <w:r>
               <w:rPr>
                 <w:webHidden/>
@@ -216,7 +216,7 @@
             </w:tabs>
             <w:rPr/>
           </w:pPr>
-          <w:hyperlink w:anchor="__RefHeading___Toc15427_1092322862">
+          <w:hyperlink w:anchor="__RefHeading___Toc4890_1420353814">
             <w:r>
               <w:rPr>
                 <w:webHidden/>
@@ -237,7 +237,7 @@
             </w:tabs>
             <w:rPr/>
           </w:pPr>
-          <w:hyperlink w:anchor="__RefHeading___Toc15429_1092322862">
+          <w:hyperlink w:anchor="__RefHeading___Toc4892_1420353814">
             <w:r>
               <w:rPr>
                 <w:webHidden/>
@@ -258,7 +258,7 @@
             </w:tabs>
             <w:rPr/>
           </w:pPr>
-          <w:hyperlink w:anchor="__RefHeading___Toc15431_1092322862">
+          <w:hyperlink w:anchor="__RefHeading___Toc4894_1420353814">
             <w:r>
               <w:rPr>
                 <w:webHidden/>
@@ -279,7 +279,7 @@
             </w:tabs>
             <w:rPr/>
           </w:pPr>
-          <w:hyperlink w:anchor="__RefHeading___Toc15433_1092322862">
+          <w:hyperlink w:anchor="__RefHeading___Toc4896_1420353814">
             <w:r>
               <w:rPr>
                 <w:webHidden/>
@@ -300,7 +300,7 @@
             </w:tabs>
             <w:rPr/>
           </w:pPr>
-          <w:hyperlink w:anchor="__RefHeading___Toc15435_1092322862">
+          <w:hyperlink w:anchor="__RefHeading___Toc4898_1420353814">
             <w:r>
               <w:rPr>
                 <w:webHidden/>
@@ -321,7 +321,7 @@
             </w:tabs>
             <w:rPr/>
           </w:pPr>
-          <w:hyperlink w:anchor="__RefHeading___Toc15437_1092322862">
+          <w:hyperlink w:anchor="__RefHeading___Toc4900_1420353814">
             <w:r>
               <w:rPr>
                 <w:webHidden/>
@@ -342,7 +342,7 @@
             </w:tabs>
             <w:rPr/>
           </w:pPr>
-          <w:hyperlink w:anchor="__RefHeading___Toc15439_1092322862">
+          <w:hyperlink w:anchor="__RefHeading___Toc4902_1420353814">
             <w:r>
               <w:rPr>
                 <w:webHidden/>
@@ -363,7 +363,7 @@
             </w:tabs>
             <w:rPr/>
           </w:pPr>
-          <w:hyperlink w:anchor="__RefHeading___Toc15441_1092322862">
+          <w:hyperlink w:anchor="__RefHeading___Toc4904_1420353814">
             <w:r>
               <w:rPr>
                 <w:webHidden/>
@@ -384,7 +384,7 @@
             </w:tabs>
             <w:rPr/>
           </w:pPr>
-          <w:hyperlink w:anchor="__RefHeading___Toc15443_1092322862">
+          <w:hyperlink w:anchor="__RefHeading___Toc4906_1420353814">
             <w:r>
               <w:rPr>
                 <w:webHidden/>
@@ -405,7 +405,7 @@
             </w:tabs>
             <w:rPr/>
           </w:pPr>
-          <w:hyperlink w:anchor="__RefHeading___Toc15445_1092322862">
+          <w:hyperlink w:anchor="__RefHeading___Toc4908_1420353814">
             <w:r>
               <w:rPr>
                 <w:webHidden/>
@@ -455,7 +455,7 @@
         <w:spacing w:before="0" w:after="160"/>
         <w:rPr/>
       </w:pPr>
-      <w:bookmarkStart w:id="0" w:name="__RefHeading___Toc15423_1092322862"/>
+      <w:bookmarkStart w:id="0" w:name="__RefHeading___Toc4886_1420353814"/>
       <w:bookmarkEnd w:id="0"/>
       <w:r>
         <w:rPr/>
@@ -1146,7 +1146,7 @@
         <w:pStyle w:val="Heading2"/>
         <w:rPr/>
       </w:pPr>
-      <w:bookmarkStart w:id="1" w:name="__RefHeading___Toc15425_1092322862"/>
+      <w:bookmarkStart w:id="1" w:name="__RefHeading___Toc4888_1420353814"/>
       <w:bookmarkEnd w:id="1"/>
       <w:r>
         <w:rPr/>
@@ -1200,7 +1200,7 @@
         <w:rPr>
           <w:rFonts w:eastAsia="Times New Roman" w:cs="Times New Roman"/>
         </w:rPr>
-        <w:t xml:space="preserve"> Construction added; two groups (Atlas Infrastructure Holding, Crescent Agro-Energy Group) and two independent organizations.</w:t>
+        <w:t xml:space="preserve"> Real Estate Development and Manufacturing sectors; two groups (Atlas Infrastructure Holding, Crescent Agro-Energy Group) and two independent organizations.</w:t>
       </w:r>
     </w:p>
     <w:p>
@@ -1271,7 +1271,7 @@
         <w:spacing w:before="0" w:after="160"/>
         <w:rPr/>
       </w:pPr>
-      <w:bookmarkStart w:id="2" w:name="__RefHeading___Toc15427_1092322862"/>
+      <w:bookmarkStart w:id="2" w:name="__RefHeading___Toc4890_1420353814"/>
       <w:bookmarkEnd w:id="2"/>
       <w:r>
         <w:rPr/>
@@ -1624,7 +1624,7 @@
         <w:spacing w:before="0" w:after="160"/>
         <w:rPr/>
       </w:pPr>
-      <w:bookmarkStart w:id="3" w:name="__RefHeading___Toc15429_1092322862"/>
+      <w:bookmarkStart w:id="3" w:name="__RefHeading___Toc4892_1420353814"/>
       <w:bookmarkEnd w:id="3"/>
       <w:r>
         <w:rPr/>
@@ -6556,7 +6556,7 @@
         <w:spacing w:before="0" w:after="160"/>
         <w:rPr/>
       </w:pPr>
-      <w:bookmarkStart w:id="4" w:name="__RefHeading___Toc15431_1092322862"/>
+      <w:bookmarkStart w:id="4" w:name="__RefHeading___Toc4894_1420353814"/>
       <w:bookmarkEnd w:id="4"/>
       <w:r>
         <w:rPr/>
@@ -7545,7 +7545,7 @@
         <w:spacing w:before="0" w:after="160"/>
         <w:rPr/>
       </w:pPr>
-      <w:bookmarkStart w:id="5" w:name="__RefHeading___Toc15433_1092322862"/>
+      <w:bookmarkStart w:id="5" w:name="__RefHeading___Toc4896_1420353814"/>
       <w:bookmarkEnd w:id="5"/>
       <w:r>
         <w:rPr/>
@@ -8499,7 +8499,7 @@
         <w:spacing w:before="0" w:after="160"/>
         <w:rPr/>
       </w:pPr>
-      <w:bookmarkStart w:id="6" w:name="__RefHeading___Toc15435_1092322862"/>
+      <w:bookmarkStart w:id="6" w:name="__RefHeading___Toc4898_1420353814"/>
       <w:bookmarkEnd w:id="6"/>
       <w:r>
         <w:rPr/>
@@ -9153,7 +9153,7 @@
         <w:spacing w:before="0" w:after="160"/>
         <w:rPr/>
       </w:pPr>
-      <w:bookmarkStart w:id="7" w:name="__RefHeading___Toc15437_1092322862"/>
+      <w:bookmarkStart w:id="7" w:name="__RefHeading___Toc4900_1420353814"/>
       <w:bookmarkEnd w:id="7"/>
       <w:r>
         <w:rPr/>
@@ -9165,7 +9165,7 @@
         <w:pStyle w:val="Heading2"/>
         <w:rPr/>
       </w:pPr>
-      <w:bookmarkStart w:id="8" w:name="__RefHeading___Toc15439_1092322862"/>
+      <w:bookmarkStart w:id="8" w:name="__RefHeading___Toc4902_1420353814"/>
       <w:bookmarkEnd w:id="8"/>
       <w:r>
         <w:rPr/>
@@ -9484,7 +9484,7 @@
                 <w:rFonts w:eastAsia="Times New Roman" w:cs="Times New Roman"/>
                 <w:sz w:val="19"/>
               </w:rPr>
-              <w:t>Manufacturing in Construction</w:t>
+              <w:t>Manufacturing</w:t>
             </w:r>
           </w:p>
         </w:tc>
@@ -10003,7 +10003,7 @@
                 <w:rFonts w:eastAsia="Times New Roman" w:cs="Times New Roman"/>
                 <w:sz w:val="19"/>
               </w:rPr>
-              <w:t>Ridgeway Construction Contractors</w:t>
+              <w:t>Ridgeway Real Estate Development</w:t>
             </w:r>
           </w:p>
         </w:tc>
@@ -10029,7 +10029,7 @@
                 <w:rFonts w:eastAsia="Times New Roman" w:cs="Times New Roman"/>
                 <w:sz w:val="19"/>
               </w:rPr>
-              <w:t>Construction</w:t>
+              <w:t>Real Estate Development</w:t>
             </w:r>
           </w:p>
         </w:tc>
@@ -10114,7 +10114,7 @@
         <w:pStyle w:val="Heading2"/>
         <w:rPr/>
       </w:pPr>
-      <w:bookmarkStart w:id="9" w:name="__RefHeading___Toc15441_1092322862"/>
+      <w:bookmarkStart w:id="9" w:name="__RefHeading___Toc4904_1420353814"/>
       <w:bookmarkEnd w:id="9"/>
       <w:r>
         <w:rPr/>
@@ -10565,7 +10565,7 @@
         <w:rPr>
           <w:rFonts w:eastAsia="Times New Roman" w:cs="Times New Roman"/>
         </w:rPr>
-        <w:t>Example: Atlas Infrastructure Holding, seen by the Executive Sponsor of Ridgeway Construction Contractors.</w:t>
+        <w:t>Example: Atlas Infrastructure Holding, seen by the Executive Sponsor of Ridgeway Real Estate Development.</w:t>
       </w:r>
     </w:p>
     <w:tbl>
@@ -10924,7 +10924,7 @@
                 <w:rFonts w:eastAsia="Times New Roman" w:cs="Times New Roman"/>
                 <w:sz w:val="19"/>
               </w:rPr>
-              <w:t>86.5%</w:t>
+              <w:t>87.1%</w:t>
             </w:r>
           </w:p>
         </w:tc>
@@ -10951,7 +10951,7 @@
                 <w:rFonts w:eastAsia="Times New Roman" w:cs="Times New Roman"/>
                 <w:sz w:val="19"/>
               </w:rPr>
-              <w:t>11.1%</w:t>
+              <w:t>10.6%</w:t>
             </w:r>
           </w:p>
         </w:tc>
@@ -10978,7 +10978,7 @@
                 <w:rFonts w:eastAsia="Times New Roman" w:cs="Times New Roman"/>
                 <w:sz w:val="19"/>
               </w:rPr>
-              <w:t>212 days</w:t>
+              <w:t>227 days</w:t>
             </w:r>
           </w:p>
         </w:tc>
@@ -11005,7 +11005,7 @@
                 <w:rFonts w:eastAsia="Times New Roman" w:cs="Times New Roman"/>
                 <w:sz w:val="19"/>
               </w:rPr>
-              <w:t>662 kUSD</w:t>
+              <w:t>689 kUSD</w:t>
             </w:r>
           </w:p>
         </w:tc>
@@ -11034,7 +11034,7 @@
                 <w:rFonts w:eastAsia="Times New Roman" w:cs="Times New Roman"/>
                 <w:sz w:val="19"/>
               </w:rPr>
-              <w:t>Ridgeway Construction Contractors (you)</w:t>
+              <w:t>Palmgrove Residential Developers</w:t>
             </w:r>
           </w:p>
         </w:tc>
@@ -11060,6 +11060,141 @@
                 <w:rFonts w:eastAsia="Times New Roman" w:cs="Times New Roman"/>
                 <w:sz w:val="19"/>
               </w:rPr>
+              <w:t>100%</w:t>
+            </w:r>
+          </w:p>
+        </w:tc>
+        <w:tc>
+          <w:tcPr>
+            <w:tcW w:w="1296" w:type="dxa"/>
+            <w:tcBorders>
+              <w:top w:val="single" w:sz="4" w:space="0" w:color="E3E3E4"/>
+              <w:left w:val="single" w:sz="4" w:space="0" w:color="E3E3E4"/>
+              <w:bottom w:val="single" w:sz="4" w:space="0" w:color="E3E3E4"/>
+              <w:right w:val="single" w:sz="4" w:space="0" w:color="E3E3E4"/>
+            </w:tcBorders>
+          </w:tcPr>
+          <w:p>
+            <w:pPr>
+              <w:pStyle w:val="Normal"/>
+              <w:spacing w:lineRule="auto" w:line="240" w:before="0" w:after="0"/>
+              <w:jc w:val="left"/>
+              <w:rPr/>
+            </w:pPr>
+            <w:r>
+              <w:rPr>
+                <w:rFonts w:eastAsia="Times New Roman" w:cs="Times New Roman"/>
+                <w:sz w:val="19"/>
+              </w:rPr>
+              <w:t>0%</w:t>
+            </w:r>
+          </w:p>
+        </w:tc>
+        <w:tc>
+          <w:tcPr>
+            <w:tcW w:w="1728" w:type="dxa"/>
+            <w:tcBorders>
+              <w:top w:val="single" w:sz="4" w:space="0" w:color="E3E3E4"/>
+              <w:left w:val="single" w:sz="4" w:space="0" w:color="E3E3E4"/>
+              <w:bottom w:val="single" w:sz="4" w:space="0" w:color="E3E3E4"/>
+              <w:right w:val="single" w:sz="4" w:space="0" w:color="E3E3E4"/>
+            </w:tcBorders>
+          </w:tcPr>
+          <w:p>
+            <w:pPr>
+              <w:pStyle w:val="Normal"/>
+              <w:spacing w:lineRule="auto" w:line="240" w:before="0" w:after="0"/>
+              <w:jc w:val="left"/>
+              <w:rPr/>
+            </w:pPr>
+            <w:r>
+              <w:rPr>
+                <w:rFonts w:eastAsia="Times New Roman" w:cs="Times New Roman"/>
+                <w:sz w:val="19"/>
+              </w:rPr>
+              <w:t>-1 days</w:t>
+            </w:r>
+          </w:p>
+        </w:tc>
+        <w:tc>
+          <w:tcPr>
+            <w:tcW w:w="1541" w:type="dxa"/>
+            <w:tcBorders>
+              <w:top w:val="single" w:sz="4" w:space="0" w:color="E3E3E4"/>
+              <w:left w:val="single" w:sz="4" w:space="0" w:color="E3E3E4"/>
+              <w:bottom w:val="single" w:sz="4" w:space="0" w:color="E3E3E4"/>
+              <w:right w:val="single" w:sz="4" w:space="0" w:color="E3E3E4"/>
+            </w:tcBorders>
+          </w:tcPr>
+          <w:p>
+            <w:pPr>
+              <w:pStyle w:val="Normal"/>
+              <w:spacing w:lineRule="auto" w:line="240" w:before="0" w:after="0"/>
+              <w:jc w:val="left"/>
+              <w:rPr/>
+            </w:pPr>
+            <w:r>
+              <w:rPr>
+                <w:rFonts w:eastAsia="Times New Roman" w:cs="Times New Roman"/>
+                <w:sz w:val="19"/>
+              </w:rPr>
+              <w:t>2312 kUSD</w:t>
+            </w:r>
+          </w:p>
+        </w:tc>
+      </w:tr>
+      <w:tr>
+        <w:trPr/>
+        <w:tc>
+          <w:tcPr>
+            <w:tcW w:w="3744" w:type="dxa"/>
+            <w:tcBorders>
+              <w:top w:val="single" w:sz="4" w:space="0" w:color="E3E3E4"/>
+              <w:left w:val="single" w:sz="4" w:space="0" w:color="E3E3E4"/>
+              <w:bottom w:val="single" w:sz="4" w:space="0" w:color="E3E3E4"/>
+              <w:right w:val="single" w:sz="4" w:space="0" w:color="E3E3E4"/>
+            </w:tcBorders>
+            <w:shd w:color="auto" w:fill="F2F2F3" w:val="clear"/>
+          </w:tcPr>
+          <w:p>
+            <w:pPr>
+              <w:pStyle w:val="Normal"/>
+              <w:spacing w:lineRule="auto" w:line="240" w:before="0" w:after="0"/>
+              <w:jc w:val="left"/>
+              <w:rPr/>
+            </w:pPr>
+            <w:r>
+              <w:rPr>
+                <w:rFonts w:eastAsia="Times New Roman" w:cs="Times New Roman"/>
+                <w:sz w:val="19"/>
+              </w:rPr>
+              <w:t>Ridgeway Real Estate Development (you)</w:t>
+            </w:r>
+          </w:p>
+        </w:tc>
+        <w:tc>
+          <w:tcPr>
+            <w:tcW w:w="1439" w:type="dxa"/>
+            <w:tcBorders>
+              <w:top w:val="single" w:sz="4" w:space="0" w:color="E3E3E4"/>
+              <w:left w:val="single" w:sz="4" w:space="0" w:color="E3E3E4"/>
+              <w:bottom w:val="single" w:sz="4" w:space="0" w:color="E3E3E4"/>
+              <w:right w:val="single" w:sz="4" w:space="0" w:color="E3E3E4"/>
+            </w:tcBorders>
+            <w:shd w:color="auto" w:fill="F2F2F3" w:val="clear"/>
+          </w:tcPr>
+          <w:p>
+            <w:pPr>
+              <w:pStyle w:val="Normal"/>
+              <w:spacing w:lineRule="auto" w:line="240" w:before="0" w:after="0"/>
+              <w:jc w:val="left"/>
+              <w:rPr/>
+            </w:pPr>
+            <w:r>
+              <w:rPr>
+                <w:rFonts w:eastAsia="Times New Roman" w:cs="Times New Roman"/>
+                <w:sz w:val="19"/>
+              </w:rPr>
               <w:t>86.1%</w:t>
             </w:r>
           </w:p>
@@ -11073,6 +11208,7 @@
               <w:bottom w:val="single" w:sz="4" w:space="0" w:color="E3E3E4"/>
               <w:right w:val="single" w:sz="4" w:space="0" w:color="E3E3E4"/>
             </w:tcBorders>
+            <w:shd w:color="auto" w:fill="F2F2F3" w:val="clear"/>
           </w:tcPr>
           <w:p>
             <w:pPr>
@@ -11099,6 +11235,7 @@
               <w:bottom w:val="single" w:sz="4" w:space="0" w:color="E3E3E4"/>
               <w:right w:val="single" w:sz="4" w:space="0" w:color="E3E3E4"/>
             </w:tcBorders>
+            <w:shd w:color="auto" w:fill="F2F2F3" w:val="clear"/>
           </w:tcPr>
           <w:p>
             <w:pPr>
@@ -11125,6 +11262,7 @@
               <w:bottom w:val="single" w:sz="4" w:space="0" w:color="E3E3E4"/>
               <w:right w:val="single" w:sz="4" w:space="0" w:color="E3E3E4"/>
             </w:tcBorders>
+            <w:shd w:color="auto" w:fill="F2F2F3" w:val="clear"/>
           </w:tcPr>
           <w:p>
             <w:pPr>
@@ -11172,7 +11310,7 @@
         <w:spacing w:before="0" w:after="160"/>
         <w:rPr/>
       </w:pPr>
-      <w:bookmarkStart w:id="10" w:name="__RefHeading___Toc15443_1092322862"/>
+      <w:bookmarkStart w:id="10" w:name="__RefHeading___Toc4906_1420353814"/>
       <w:bookmarkEnd w:id="10"/>
       <w:r>
         <w:rPr/>
@@ -12370,7 +12508,7 @@
         <w:spacing w:before="0" w:after="160"/>
         <w:rPr/>
       </w:pPr>
-      <w:bookmarkStart w:id="11" w:name="__RefHeading___Toc15445_1092322862"/>
+      <w:bookmarkStart w:id="11" w:name="__RefHeading___Toc4908_1420353814"/>
       <w:bookmarkEnd w:id="11"/>
       <w:r>
         <w:rPr/>
